--- a/data/employees/EMP012/AST-EMP012-03.docx
+++ b/data/employees/EMP012/AST-EMP012-03.docx
@@ -7,10 +7,7 @@
         <w:pStyle w:val="Heading1"/>
       </w:pPr>
       <w:r>
-        <w:rPr>
-          <w:sz w:val="36"/>
-        </w:rPr>
-        <w:t>Design specification - EMP012</w:t>
+        <w:t>Ast Emp012 03 - EMP012</w:t>
       </w:r>
     </w:p>
     <w:p>
@@ -18,130 +15,32 @@
         <w:pStyle w:val="Heading2"/>
       </w:pPr>
       <w:r>
-        <w:t>Document Metadata</w:t>
-      </w:r>
-    </w:p>
-    <w:tbl>
-      <w:tblPr>
-        <w:tblStyle w:val="TableGrid"/>
-        <w:tblW w:type="auto" w:w="0"/>
-        <w:tblLook w:firstColumn="1" w:firstRow="1" w:lastColumn="0" w:lastRow="0" w:noHBand="0" w:noVBand="1" w:val="04A0"/>
-      </w:tblPr>
-      <w:tblGrid>
-        <w:gridCol w:w="4320"/>
-        <w:gridCol w:w="4320"/>
-      </w:tblGrid>
-      <w:tr>
-        <w:tc>
-          <w:tcPr>
-            <w:tcW w:type="dxa" w:w="4320"/>
-          </w:tcPr>
-          <w:p>
-            <w:r>
-              <w:t>Author</w:t>
-            </w:r>
-          </w:p>
-        </w:tc>
-        <w:tc>
-          <w:tcPr>
-            <w:tcW w:type="dxa" w:w="4320"/>
-          </w:tcPr>
-          <w:p>
-            <w:r>
-              <w:t>Jordan Nguyen</w:t>
-            </w:r>
-          </w:p>
-        </w:tc>
-      </w:tr>
-      <w:tr>
-        <w:tc>
-          <w:tcPr>
-            <w:tcW w:type="dxa" w:w="4320"/>
-          </w:tcPr>
-          <w:p>
-            <w:r>
-              <w:t>Role / Department</w:t>
-            </w:r>
-          </w:p>
-        </w:tc>
-        <w:tc>
-          <w:tcPr>
-            <w:tcW w:type="dxa" w:w="4320"/>
-          </w:tcPr>
-          <w:p>
-            <w:r>
-              <w:t>Analyst | Finance</w:t>
-            </w:r>
-          </w:p>
-        </w:tc>
-      </w:tr>
-      <w:tr>
-        <w:tc>
-          <w:tcPr>
-            <w:tcW w:type="dxa" w:w="4320"/>
-          </w:tcPr>
-          <w:p>
-            <w:r>
-              <w:t>Location</w:t>
-            </w:r>
-          </w:p>
-        </w:tc>
-        <w:tc>
-          <w:tcPr>
-            <w:tcW w:type="dxa" w:w="4320"/>
-          </w:tcPr>
-          <w:p>
-            <w:r>
-              <w:t>Hsinchu</w:t>
-            </w:r>
-          </w:p>
-        </w:tc>
-      </w:tr>
-      <w:tr>
-        <w:tc>
-          <w:tcPr>
-            <w:tcW w:type="dxa" w:w="4320"/>
-          </w:tcPr>
-          <w:p>
-            <w:r>
-              <w:t>Last Modified</w:t>
-            </w:r>
-          </w:p>
-        </w:tc>
-        <w:tc>
-          <w:tcPr>
-            <w:tcW w:type="dxa" w:w="4320"/>
-          </w:tcPr>
-          <w:p>
-            <w:r>
-              <w:t>2025-01-16</w:t>
-            </w:r>
-          </w:p>
-        </w:tc>
-      </w:tr>
-    </w:tbl>
-    <w:p/>
-    <w:p>
-      <w:pPr>
-        <w:pStyle w:val="Heading2"/>
-      </w:pPr>
-      <w:r>
-        <w:t>Specification</w:t>
+        <w:t>Page 1</w:t>
       </w:r>
     </w:p>
     <w:p>
       <w:r>
-        <w:t>Design Specification: Automated P&amp;L Reporting Module</w:t>
+        <w:t>Section 1: Quarterly delivery milestones. EMP012 contributes to ast emp012 03 through recurring collaboration, clear ownership boundaries, and measurable outcomes. The team captures decisions, open issues, and handoffs so that knowledge remains discoverable for future programs.</w:t>
       </w:r>
     </w:p>
     <w:p>
       <w:r>
-        <w:t>Version: 3.0</w:t>
+        <w:t>Section 2: Data quality remediation. EMP012 contributes to ast emp012 03 through recurring collaboration, clear ownership boundaries, and measurable outcomes. The team captures decisions, open issues, and handoffs so that knowledge remains discoverable for future programs.</w:t>
       </w:r>
     </w:p>
     <w:p>
       <w:r>
-        <w:t>This specification details the design of the automated profit and loss reporting pipeline. Source data is extracted from the ERP system nightly. Transformations are applied in the Fabric dataflow and results published to the Power BI semantic model by 06:00 daily.</w:t>
+        <w:t>Section 3: Data quality remediation. EMP012 contributes to ast emp012 03 through recurring collaboration, clear ownership boundaries, and measurable outcomes. The team captures decisions, open issues, and handoffs so that knowledge remains discoverable for future programs.</w:t>
+      </w:r>
+    </w:p>
+    <w:p>
+      <w:r>
+        <w:t>Section 4: Knowledge transfer and onboarding. EMP012 contributes to ast emp012 03 through recurring collaboration, clear ownership boundaries, and measurable outcomes. The team captures decisions, open issues, and handoffs so that knowledge remains discoverable for future programs.</w:t>
+      </w:r>
+    </w:p>
+    <w:p>
+      <w:r>
+        <w:br w:type="page"/>
       </w:r>
     </w:p>
     <w:p>
@@ -149,12 +48,60 @@
         <w:pStyle w:val="Heading2"/>
       </w:pPr>
       <w:r>
-        <w:t>Author Competencies</w:t>
+        <w:t>Page 2</w:t>
       </w:r>
     </w:p>
     <w:p>
       <w:r>
-        <w:t>MLOps, Fabric, Python, TypeScript</w:t>
+        <w:t>Section 1: Department KPI performance. EMP012 contributes to ast emp012 03 through recurring collaboration, clear ownership boundaries, and measurable outcomes. The team captures decisions, open issues, and handoffs so that knowledge remains discoverable for future programs.</w:t>
+      </w:r>
+    </w:p>
+    <w:p>
+      <w:r>
+        <w:t>Section 2: Automation backlog refinement. EMP012 contributes to ast emp012 03 through recurring collaboration, clear ownership boundaries, and measurable outcomes. The team captures decisions, open issues, and handoffs so that knowledge remains discoverable for future programs.</w:t>
+      </w:r>
+    </w:p>
+    <w:p>
+      <w:r>
+        <w:t>Section 3: Quarterly delivery milestones. EMP012 contributes to ast emp012 03 through recurring collaboration, clear ownership boundaries, and measurable outcomes. The team captures decisions, open issues, and handoffs so that knowledge remains discoverable for future programs.</w:t>
+      </w:r>
+    </w:p>
+    <w:p>
+      <w:r>
+        <w:t>Section 4: Operational risk review. EMP012 contributes to ast emp012 03 through recurring collaboration, clear ownership boundaries, and measurable outcomes. The team captures decisions, open issues, and handoffs so that knowledge remains discoverable for future programs.</w:t>
+      </w:r>
+    </w:p>
+    <w:p>
+      <w:r>
+        <w:br w:type="page"/>
+      </w:r>
+    </w:p>
+    <w:p>
+      <w:pPr>
+        <w:pStyle w:val="Heading2"/>
+      </w:pPr>
+      <w:r>
+        <w:t>Page 3</w:t>
+      </w:r>
+    </w:p>
+    <w:p>
+      <w:r>
+        <w:t>Section 1: Department KPI performance. EMP012 contributes to ast emp012 03 through recurring collaboration, clear ownership boundaries, and measurable outcomes. The team captures decisions, open issues, and handoffs so that knowledge remains discoverable for future programs.</w:t>
+      </w:r>
+    </w:p>
+    <w:p>
+      <w:r>
+        <w:t>Section 2: Operational risk review. EMP012 contributes to ast emp012 03 through recurring collaboration, clear ownership boundaries, and measurable outcomes. The team captures decisions, open issues, and handoffs so that knowledge remains discoverable for future programs.</w:t>
+      </w:r>
+    </w:p>
+    <w:p>
+      <w:r>
+        <w:t>Section 3: Customer escalation analysis. EMP012 contributes to ast emp012 03 through recurring collaboration, clear ownership boundaries, and measurable outcomes. The team captures decisions, open issues, and handoffs so that knowledge remains discoverable for future programs.</w:t>
+      </w:r>
+    </w:p>
+    <w:p>
+      <w:r>
+        <w:t>Section 4: Data quality remediation. EMP012 contributes to ast emp012 03 through recurring collaboration, clear ownership boundaries, and measurable outcomes. The team captures decisions, open issues, and handoffs so that knowledge remains discoverable for future programs.</w:t>
       </w:r>
     </w:p>
     <w:sectPr>
